--- a/pr-preview/pr-15/chapters/code-publication.docx
+++ b/pr-preview/pr-15/chapters/code-publication.docx
@@ -15,7 +15,7 @@
         <w:pStyle w:val="Date"/>
       </w:pPr>
       <w:r>
-        <w:t xml:space="preserve">Last modified: 2026-10-11 23:36:09 (PDT)</w:t>
+        <w:t xml:space="preserve">Last modified: 2026-10-12 01:03:54 (PDT)</w:t>
       </w:r>
     </w:p>
     <w:bookmarkStart w:id="9" w:name="checklist-overview"/>

--- a/pr-preview/pr-15/chapters/code-publication.docx
+++ b/pr-preview/pr-15/chapters/code-publication.docx
@@ -15,10 +15,10 @@
         <w:pStyle w:val="Date"/>
       </w:pPr>
       <w:r>
-        <w:t xml:space="preserve">Last modified: 2026-10-12 01:03:54 (PDT)</w:t>
-      </w:r>
-    </w:p>
-    <w:bookmarkStart w:id="9" w:name="checklist-overview"/>
+        <w:t xml:space="preserve">Last modified: 2026-10-12 01:10:28 (PDT)</w:t>
+      </w:r>
+    </w:p>
+    <w:bookmarkStart w:id="9" w:name="sec-checklist-overview"/>
     <w:p>
       <w:pPr>
         <w:pStyle w:val="Heading2"/>
@@ -35,7 +35,7 @@
           <w:numId w:val="1001"/>
         </w:numPr>
       </w:pPr>
-      <w:hyperlink w:anchor="fill-out-file-headers">
+      <w:hyperlink w:anchor="sec-fill-out-file-headers">
         <w:r>
           <w:rPr>
             <w:rStyle w:val="Hyperlink"/>
@@ -52,7 +52,7 @@
           <w:numId w:val="1001"/>
         </w:numPr>
       </w:pPr>
-      <w:hyperlink w:anchor="clean-up-comments">
+      <w:hyperlink w:anchor="sec-clean-up-comments">
         <w:r>
           <w:rPr>
             <w:rStyle w:val="Hyperlink"/>
@@ -69,7 +69,7 @@
           <w:numId w:val="1001"/>
         </w:numPr>
       </w:pPr>
-      <w:hyperlink w:anchor="document-functions">
+      <w:hyperlink w:anchor="sec-document-functions">
         <w:r>
           <w:rPr>
             <w:rStyle w:val="Hyperlink"/>
@@ -86,7 +86,7 @@
           <w:numId w:val="1001"/>
         </w:numPr>
       </w:pPr>
-      <w:hyperlink w:anchor="remove-deprecated-filepaths">
+      <w:hyperlink w:anchor="sec-remove-deprecated-filepaths">
         <w:r>
           <w:rPr>
             <w:rStyle w:val="Hyperlink"/>
@@ -103,7 +103,7 @@
           <w:numId w:val="1001"/>
         </w:numPr>
       </w:pPr>
-      <w:hyperlink w:anchor="ensure-project-runs-via-bash">
+      <w:hyperlink w:anchor="sec-ensure-project-runs-via-bash">
         <w:r>
           <w:rPr>
             <w:rStyle w:val="Hyperlink"/>
@@ -120,7 +120,7 @@
           <w:numId w:val="1001"/>
         </w:numPr>
       </w:pPr>
-      <w:hyperlink w:anchor="complete-the-readme">
+      <w:hyperlink w:anchor="sec-complete-the-readme">
         <w:r>
           <w:rPr>
             <w:rStyle w:val="Hyperlink"/>
@@ -137,7 +137,7 @@
           <w:numId w:val="1001"/>
         </w:numPr>
       </w:pPr>
-      <w:hyperlink w:anchor="clean-up-feature-branches">
+      <w:hyperlink w:anchor="sec-clean-up-feature-branches">
         <w:r>
           <w:rPr>
             <w:rStyle w:val="Hyperlink"/>
@@ -164,7 +164,7 @@
       </w:hyperlink>
     </w:p>
     <w:bookmarkEnd w:id="9"/>
-    <w:bookmarkStart w:id="11" w:name="fill-out-file-headers"/>
+    <w:bookmarkStart w:id="11" w:name="sec-fill-out-file-headers"/>
     <w:p>
       <w:pPr>
         <w:pStyle w:val="Heading2"/>
@@ -193,7 +193,7 @@
       </w:hyperlink>
     </w:p>
     <w:bookmarkEnd w:id="11"/>
-    <w:bookmarkStart w:id="12" w:name="clean-up-comments"/>
+    <w:bookmarkStart w:id="12" w:name="sec-clean-up-comments"/>
     <w:p>
       <w:pPr>
         <w:pStyle w:val="Heading2"/>
@@ -211,7 +211,7 @@
       </w:r>
     </w:p>
     <w:bookmarkEnd w:id="12"/>
-    <w:bookmarkStart w:id="14" w:name="document-functions"/>
+    <w:bookmarkStart w:id="14" w:name="sec-document-functions"/>
     <w:p>
       <w:pPr>
         <w:pStyle w:val="Heading2"/>
@@ -240,7 +240,7 @@
       </w:hyperlink>
     </w:p>
     <w:bookmarkEnd w:id="14"/>
-    <w:bookmarkStart w:id="15" w:name="remove-deprecated-filepaths"/>
+    <w:bookmarkStart w:id="15" w:name="sec-remove-deprecated-filepaths"/>
     <w:p>
       <w:pPr>
         <w:pStyle w:val="Heading2"/>
@@ -258,7 +258,7 @@
       </w:r>
     </w:p>
     <w:bookmarkEnd w:id="15"/>
-    <w:bookmarkStart w:id="17" w:name="ensure-project-runs-via-bash"/>
+    <w:bookmarkStart w:id="17" w:name="sec-ensure-project-runs-via-bash"/>
     <w:p>
       <w:pPr>
         <w:pStyle w:val="Heading2"/>
@@ -295,7 +295,7 @@
       </w:hyperlink>
     </w:p>
     <w:bookmarkEnd w:id="17"/>
-    <w:bookmarkStart w:id="20" w:name="complete-the-readme"/>
+    <w:bookmarkStart w:id="20" w:name="sec-complete-the-readme"/>
     <w:p>
       <w:pPr>
         <w:pStyle w:val="Heading2"/>
@@ -785,7 +785,7 @@
       </w:r>
     </w:p>
     <w:bookmarkEnd w:id="20"/>
-    <w:bookmarkStart w:id="21" w:name="clean-up-feature-branches"/>
+    <w:bookmarkStart w:id="21" w:name="sec-clean-up-feature-branches"/>
     <w:p>
       <w:pPr>
         <w:pStyle w:val="Heading2"/>
